--- a/RecordPrograms/week4,5/Customer.docx
+++ b/RecordPrograms/week4,5/Customer.docx
@@ -3,14 +3,26 @@
 <w:document xmlns:wpc="http://schemas.microsoft.com/office/word/2010/wordprocessingCanvas" xmlns:cx="http://schemas.microsoft.com/office/drawing/2014/chartex" xmlns:cx1="http://schemas.microsoft.com/office/drawing/2015/9/8/chartex" xmlns:cx2="http://schemas.microsoft.com/office/drawing/2015/10/21/chartex" xmlns:cx3="http://schemas.microsoft.com/office/drawing/2016/5/9/chartex" xmlns:cx4="http://schemas.microsoft.com/office/drawing/2016/5/10/chartex" xmlns:cx5="http://schemas.microsoft.com/office/drawing/2016/5/11/chartex" xmlns:cx6="http://schemas.microsoft.com/office/drawing/2016/5/12/chartex" xmlns:cx7="http://schemas.microsoft.com/office/drawing/2016/5/13/chartex" xmlns:cx8="http://schemas.microsoft.com/office/drawing/2016/5/14/chartex" xmlns:mc="http://schemas.openxmlformats.org/markup-compatibility/2006" xmlns:aink="http://schemas.microsoft.com/office/drawing/2016/ink" xmlns:am3d="http://schemas.microsoft.com/office/drawing/2017/model3d" xmlns:o="urn:schemas-microsoft-com:office:office" xmlns:oel="http://schemas.microsoft.com/office/2019/extlst" xmlns:r="http://schemas.openxmlformats.org/officeDocument/2006/relationships" xmlns:m="http://schemas.openxmlformats.org/officeDocument/2006/math" xmlns:v="urn:schemas-microsoft-com:vml" xmlns:wp14="http://schemas.microsoft.com/office/word/2010/wordprocessingDrawing" xmlns:wp="http://schemas.openxmlformats.org/drawingml/2006/wordprocessingDrawing" xmlns:w10="urn:schemas-microsoft-com:office:word" xmlns:w="http://schemas.openxmlformats.org/wordprocessingml/2006/main" xmlns:w14="http://schemas.microsoft.com/office/word/2010/wordml" xmlns:w15="http://schemas.microsoft.com/office/word/2012/wordml" xmlns:w16cex="http://schemas.microsoft.com/office/word/2018/wordml/cex" xmlns:w16cid="http://schemas.microsoft.com/office/word/2016/wordml/cid" xmlns:w16="http://schemas.microsoft.com/office/word/2018/wordml" xmlns:w16du="http://schemas.microsoft.com/office/word/2023/wordml/word16du" xmlns:w16sdtdh="http://schemas.microsoft.com/office/word/2020/wordml/sdtdatahash" xmlns:w16sdtfl="http://schemas.microsoft.com/office/word/2024/wordml/sdtformatlock" xmlns:w16se="http://schemas.microsoft.com/office/word/2015/wordml/symex" xmlns:wpg="http://schemas.microsoft.com/office/word/2010/wordprocessingGroup" xmlns:wpi="http://schemas.microsoft.com/office/word/2010/wordprocessingInk" xmlns:wne="http://schemas.microsoft.com/office/word/2006/wordml" xmlns:wps="http://schemas.microsoft.com/office/word/2010/wordprocessingShape" mc:Ignorable="w14 w15 w16se w16cid w16 w16cex w16sdtdh w16sdtfl w16du wp14">
   <w:body>
     <w:p>
-      <w:r>
-        <w:t>Program 4: Customer and Orders</w:t>
-      </w:r>
-    </w:p>
-    <w:p>
-      <w:r>
+      <w:pPr>
+        <w:rPr>
+          <w:b/>
+          <w:bCs/>
+        </w:rPr>
+      </w:pPr>
+      <w:r>
+        <w:rPr>
+          <w:b/>
+          <w:bCs/>
+        </w:rPr>
         <w:t>Aim</w:t>
       </w:r>
+      <w:r>
+        <w:rPr>
+          <w:b/>
+          <w:bCs/>
+        </w:rPr>
+        <w:t>:</w:t>
+      </w:r>
     </w:p>
     <w:p>
       <w:r>
@@ -18,9 +30,26 @@
       </w:r>
     </w:p>
     <w:p>
-      <w:r>
+      <w:pPr>
+        <w:rPr>
+          <w:b/>
+          <w:bCs/>
+        </w:rPr>
+      </w:pPr>
+      <w:r>
+        <w:rPr>
+          <w:b/>
+          <w:bCs/>
+        </w:rPr>
         <w:t>Steps</w:t>
       </w:r>
+      <w:r>
+        <w:rPr>
+          <w:b/>
+          <w:bCs/>
+        </w:rPr>
+        <w:t>:</w:t>
+      </w:r>
     </w:p>
     <w:p>
       <w:r>
@@ -74,9 +103,26 @@
       </w:r>
     </w:p>
     <w:p>
-      <w:r>
+      <w:pPr>
+        <w:rPr>
+          <w:b/>
+          <w:bCs/>
+        </w:rPr>
+      </w:pPr>
+      <w:r>
+        <w:rPr>
+          <w:b/>
+          <w:bCs/>
+        </w:rPr>
         <w:t>Algorithm</w:t>
       </w:r>
+      <w:r>
+        <w:rPr>
+          <w:b/>
+          <w:bCs/>
+        </w:rPr>
+        <w:t>:</w:t>
+      </w:r>
     </w:p>
     <w:p>
       <w:r>
@@ -135,137 +181,977 @@
       </w:r>
     </w:p>
     <w:p>
-      <w:r>
-        <w:t>UML DIAGRAM:</w:t>
-      </w:r>
-    </w:p>
-    <w:p>
-      <w:r>
-        <w:t>┌─────────────────────────┐</w:t>
-      </w:r>
-    </w:p>
-    <w:p>
-      <w:r>
-        <w:t>│       Customer          │</w:t>
-      </w:r>
-    </w:p>
-    <w:p>
-      <w:r>
-        <w:rPr>
-          <w:rFonts w:ascii="MS Gothic" w:eastAsia="MS Gothic" w:hAnsi="MS Gothic" w:cs="MS Gothic" w:hint="eastAsia"/>
-        </w:rPr>
-        <w:t>├</w:t>
-      </w:r>
-      <w:r>
-        <w:rPr>
-          <w:rFonts w:ascii="Aptos" w:hAnsi="Aptos" w:cs="Aptos"/>
-        </w:rPr>
-        <w:t>─────────────────────────</w:t>
-      </w:r>
-      <w:r>
-        <w:rPr>
-          <w:rFonts w:ascii="MS Gothic" w:eastAsia="MS Gothic" w:hAnsi="MS Gothic" w:cs="MS Gothic" w:hint="eastAsia"/>
-        </w:rPr>
-        <w:t>┤</w:t>
-      </w:r>
-    </w:p>
-    <w:p>
-      <w:r>
-        <w:t xml:space="preserve">│ - </w:t>
-      </w:r>
-      <w:proofErr w:type="gramStart"/>
-      <w:r>
-        <w:t>name :</w:t>
-      </w:r>
-      <w:proofErr w:type="gramEnd"/>
-      <w:r>
-        <w:t xml:space="preserve"> String         │</w:t>
-      </w:r>
-    </w:p>
-    <w:p>
-      <w:r>
-        <w:t xml:space="preserve">│ - </w:t>
-      </w:r>
-      <w:proofErr w:type="gramStart"/>
-      <w:r>
-        <w:t>location :</w:t>
-      </w:r>
-      <w:proofErr w:type="gramEnd"/>
-      <w:r>
-        <w:t xml:space="preserve"> String     │</w:t>
-      </w:r>
-    </w:p>
-    <w:p>
-      <w:r>
-        <w:rPr>
-          <w:rFonts w:ascii="MS Gothic" w:eastAsia="MS Gothic" w:hAnsi="MS Gothic" w:cs="MS Gothic" w:hint="eastAsia"/>
-        </w:rPr>
-        <w:t>├</w:t>
-      </w:r>
-      <w:r>
-        <w:rPr>
-          <w:rFonts w:ascii="Aptos" w:hAnsi="Aptos" w:cs="Aptos"/>
-        </w:rPr>
-        <w:t>─────────────────────────</w:t>
-      </w:r>
-      <w:r>
-        <w:rPr>
-          <w:rFonts w:ascii="MS Gothic" w:eastAsia="MS Gothic" w:hAnsi="MS Gothic" w:cs="MS Gothic" w:hint="eastAsia"/>
-        </w:rPr>
-        <w:t>┤</w:t>
+      <w:pPr>
+        <w:rPr>
+          <w:b/>
+          <w:bCs/>
+        </w:rPr>
+      </w:pPr>
+      <w:r>
+        <w:rPr>
+          <w:b/>
+          <w:bCs/>
+        </w:rPr>
+        <w:t>Code:</w:t>
+      </w:r>
+    </w:p>
+    <w:p>
+      <w:r>
+        <w:rPr>
+          <w:b/>
+          <w:bCs/>
+        </w:rPr>
+        <w:t>package</w:t>
+      </w:r>
+      <w:r>
+        <w:t xml:space="preserve"> basics;</w:t>
+      </w:r>
+    </w:p>
+    <w:p>
+      <w:r>
+        <w:rPr>
+          <w:b/>
+          <w:bCs/>
+        </w:rPr>
+        <w:t>class</w:t>
+      </w:r>
+      <w:r>
+        <w:t xml:space="preserve"> Customer {</w:t>
+      </w:r>
+    </w:p>
+    <w:p>
+      <w:r>
+        <w:t xml:space="preserve">    String name;</w:t>
+      </w:r>
+    </w:p>
+    <w:p>
+      <w:r>
+        <w:t xml:space="preserve">    String location;</w:t>
+      </w:r>
+    </w:p>
+    <w:p/>
+    <w:p>
+      <w:r>
+        <w:t xml:space="preserve">    </w:t>
+      </w:r>
+      <w:r>
+        <w:rPr>
+          <w:b/>
+          <w:bCs/>
+        </w:rPr>
+        <w:t>void</w:t>
+      </w:r>
+      <w:r>
+        <w:t xml:space="preserve"> </w:t>
+      </w:r>
+      <w:proofErr w:type="spellStart"/>
+      <w:r>
+        <w:t>sendOrder</w:t>
+      </w:r>
+      <w:proofErr w:type="spellEnd"/>
+      <w:r>
+        <w:t>() {</w:t>
+      </w:r>
+    </w:p>
+    <w:p>
+      <w:r>
+        <w:t xml:space="preserve">        </w:t>
+      </w:r>
+      <w:proofErr w:type="spellStart"/>
+      <w:r>
+        <w:t>System.</w:t>
+      </w:r>
+      <w:r>
+        <w:rPr>
+          <w:b/>
+          <w:bCs/>
+          <w:i/>
+          <w:iCs/>
+        </w:rPr>
+        <w:t>out</w:t>
+      </w:r>
+      <w:r>
+        <w:t>.println</w:t>
+      </w:r>
+      <w:proofErr w:type="spellEnd"/>
+      <w:r>
+        <w:t>(name + " sent the order");</w:t>
       </w:r>
     </w:p>
     <w:p>
       <w:r>
         <w:lastRenderedPageBreak/>
-        <w:t xml:space="preserve">│ + </w:t>
-      </w:r>
-      <w:proofErr w:type="spellStart"/>
-      <w:proofErr w:type="gramStart"/>
-      <w:r>
-        <w:t>sendOrder</w:t>
-      </w:r>
-      <w:proofErr w:type="spellEnd"/>
-      <w:r>
-        <w:t>() :</w:t>
-      </w:r>
-      <w:proofErr w:type="gramEnd"/>
-      <w:r>
-        <w:t xml:space="preserve"> void    │</w:t>
-      </w:r>
-    </w:p>
-    <w:p>
-      <w:r>
-        <w:t xml:space="preserve">│ + </w:t>
-      </w:r>
-      <w:proofErr w:type="spellStart"/>
-      <w:proofErr w:type="gramStart"/>
+        <w:t xml:space="preserve">    }</w:t>
+      </w:r>
+    </w:p>
+    <w:p/>
+    <w:p>
+      <w:r>
+        <w:t xml:space="preserve">    </w:t>
+      </w:r>
+      <w:r>
+        <w:rPr>
+          <w:b/>
+          <w:bCs/>
+        </w:rPr>
+        <w:t>void</w:t>
+      </w:r>
+      <w:r>
+        <w:t xml:space="preserve"> </w:t>
+      </w:r>
+      <w:proofErr w:type="spellStart"/>
       <w:r>
         <w:t>receiveOrder</w:t>
       </w:r>
       <w:proofErr w:type="spellEnd"/>
       <w:r>
-        <w:t>() :</w:t>
-      </w:r>
-      <w:proofErr w:type="gramEnd"/>
-      <w:r>
-        <w:t xml:space="preserve"> void │</w:t>
-      </w:r>
-    </w:p>
-    <w:p>
-      <w:r>
-        <w:t>└─────────────────────────┘</w:t>
+        <w:t>() {</w:t>
+      </w:r>
+    </w:p>
+    <w:p>
+      <w:r>
+        <w:t xml:space="preserve">        </w:t>
+      </w:r>
+      <w:proofErr w:type="spellStart"/>
+      <w:r>
+        <w:t>System.</w:t>
+      </w:r>
+      <w:r>
+        <w:rPr>
+          <w:b/>
+          <w:bCs/>
+          <w:i/>
+          <w:iCs/>
+        </w:rPr>
+        <w:t>out</w:t>
+      </w:r>
+      <w:r>
+        <w:t>.println</w:t>
+      </w:r>
+      <w:proofErr w:type="spellEnd"/>
+      <w:r>
+        <w:t>(name + " received the order");</w:t>
+      </w:r>
+    </w:p>
+    <w:p>
+      <w:r>
+        <w:t xml:space="preserve">    }</w:t>
+      </w:r>
+    </w:p>
+    <w:p>
+      <w:r>
+        <w:t>}</w:t>
+      </w:r>
+    </w:p>
+    <w:p/>
+    <w:p>
+      <w:r>
+        <w:rPr>
+          <w:b/>
+          <w:bCs/>
+        </w:rPr>
+        <w:t>class</w:t>
+      </w:r>
+      <w:r>
+        <w:t xml:space="preserve"> Order {</w:t>
+      </w:r>
+    </w:p>
+    <w:p>
+      <w:r>
+        <w:t xml:space="preserve">    String date;</w:t>
+      </w:r>
+    </w:p>
+    <w:p>
+      <w:r>
+        <w:t xml:space="preserve">    String number;</w:t>
+      </w:r>
+    </w:p>
+    <w:p/>
+    <w:p>
+      <w:r>
+        <w:t xml:space="preserve">    </w:t>
+      </w:r>
+      <w:r>
+        <w:rPr>
+          <w:b/>
+          <w:bCs/>
+        </w:rPr>
+        <w:t>void</w:t>
+      </w:r>
+      <w:r>
+        <w:t xml:space="preserve"> confirm() {</w:t>
+      </w:r>
+    </w:p>
+    <w:p>
+      <w:r>
+        <w:t xml:space="preserve">        </w:t>
+      </w:r>
+      <w:proofErr w:type="spellStart"/>
+      <w:r>
+        <w:t>System.</w:t>
+      </w:r>
+      <w:r>
+        <w:rPr>
+          <w:b/>
+          <w:bCs/>
+          <w:i/>
+          <w:iCs/>
+        </w:rPr>
+        <w:t>out</w:t>
+      </w:r>
+      <w:r>
+        <w:t>.println</w:t>
+      </w:r>
+      <w:proofErr w:type="spellEnd"/>
+      <w:r>
+        <w:t>("Order confirmed");</w:t>
+      </w:r>
+    </w:p>
+    <w:p>
+      <w:r>
+        <w:t xml:space="preserve">    }</w:t>
+      </w:r>
+    </w:p>
+    <w:p/>
+    <w:p>
+      <w:r>
+        <w:t xml:space="preserve">    </w:t>
+      </w:r>
+      <w:r>
+        <w:rPr>
+          <w:b/>
+          <w:bCs/>
+        </w:rPr>
+        <w:t>void</w:t>
+      </w:r>
+      <w:r>
+        <w:t xml:space="preserve"> close() {</w:t>
+      </w:r>
+    </w:p>
+    <w:p>
+      <w:r>
+        <w:t xml:space="preserve">        </w:t>
+      </w:r>
+      <w:proofErr w:type="spellStart"/>
+      <w:r>
+        <w:t>System.</w:t>
+      </w:r>
+      <w:r>
+        <w:rPr>
+          <w:b/>
+          <w:bCs/>
+          <w:i/>
+          <w:iCs/>
+        </w:rPr>
+        <w:t>out</w:t>
+      </w:r>
+      <w:r>
+        <w:t>.println</w:t>
+      </w:r>
+      <w:proofErr w:type="spellEnd"/>
+      <w:r>
+        <w:t>("Order closed");</w:t>
+      </w:r>
+    </w:p>
+    <w:p>
+      <w:r>
+        <w:t xml:space="preserve">    }</w:t>
+      </w:r>
+    </w:p>
+    <w:p>
+      <w:r>
+        <w:t>}</w:t>
+      </w:r>
+    </w:p>
+    <w:p/>
+    <w:p>
+      <w:r>
+        <w:rPr>
+          <w:b/>
+          <w:bCs/>
+        </w:rPr>
+        <w:t>class</w:t>
+      </w:r>
+      <w:r>
+        <w:t xml:space="preserve"> </w:t>
+      </w:r>
+      <w:proofErr w:type="spellStart"/>
+      <w:r>
+        <w:t>SpecialOrder</w:t>
+      </w:r>
+      <w:proofErr w:type="spellEnd"/>
+      <w:r>
+        <w:t xml:space="preserve"> </w:t>
+      </w:r>
+      <w:r>
+        <w:rPr>
+          <w:b/>
+          <w:bCs/>
+        </w:rPr>
+        <w:t>extends</w:t>
+      </w:r>
+      <w:r>
+        <w:t xml:space="preserve"> Order {</w:t>
+      </w:r>
+    </w:p>
+    <w:p/>
+    <w:p>
+      <w:r>
+        <w:t xml:space="preserve">    </w:t>
+      </w:r>
+      <w:r>
+        <w:rPr>
+          <w:b/>
+          <w:bCs/>
+        </w:rPr>
+        <w:t>void</w:t>
+      </w:r>
+      <w:r>
+        <w:t xml:space="preserve"> dispatch() {</w:t>
+      </w:r>
+    </w:p>
+    <w:p>
+      <w:r>
+        <w:t xml:space="preserve">        </w:t>
+      </w:r>
+      <w:proofErr w:type="spellStart"/>
+      <w:r>
+        <w:t>System.</w:t>
+      </w:r>
+      <w:r>
+        <w:rPr>
+          <w:b/>
+          <w:bCs/>
+          <w:i/>
+          <w:iCs/>
+        </w:rPr>
+        <w:t>out</w:t>
+      </w:r>
+      <w:r>
+        <w:t>.println</w:t>
+      </w:r>
+      <w:proofErr w:type="spellEnd"/>
+      <w:r>
+        <w:t>("Special order dispatched");</w:t>
+      </w:r>
+    </w:p>
+    <w:p>
+      <w:r>
+        <w:t xml:space="preserve">    }</w:t>
+      </w:r>
+    </w:p>
+    <w:p>
+      <w:r>
+        <w:t>}</w:t>
+      </w:r>
+    </w:p>
+    <w:p/>
+    <w:p>
+      <w:r>
+        <w:rPr>
+          <w:b/>
+          <w:bCs/>
+        </w:rPr>
+        <w:t>class</w:t>
+      </w:r>
+      <w:r>
+        <w:t xml:space="preserve"> </w:t>
+      </w:r>
+      <w:proofErr w:type="spellStart"/>
+      <w:r>
+        <w:t>NormalOrder</w:t>
+      </w:r>
+      <w:proofErr w:type="spellEnd"/>
+      <w:r>
+        <w:t xml:space="preserve"> </w:t>
+      </w:r>
+      <w:r>
+        <w:rPr>
+          <w:b/>
+          <w:bCs/>
+        </w:rPr>
+        <w:t>extends</w:t>
+      </w:r>
+      <w:r>
+        <w:t xml:space="preserve"> Order {</w:t>
+      </w:r>
+    </w:p>
+    <w:p/>
+    <w:p>
+      <w:r>
+        <w:t xml:space="preserve">    </w:t>
+      </w:r>
+      <w:r>
+        <w:rPr>
+          <w:b/>
+          <w:bCs/>
+        </w:rPr>
+        <w:t>void</w:t>
+      </w:r>
+      <w:r>
+        <w:t xml:space="preserve"> dispatch() {</w:t>
+      </w:r>
+    </w:p>
+    <w:p>
+      <w:r>
+        <w:t xml:space="preserve">        </w:t>
+      </w:r>
+      <w:proofErr w:type="spellStart"/>
+      <w:r>
+        <w:t>System.</w:t>
+      </w:r>
+      <w:r>
+        <w:rPr>
+          <w:b/>
+          <w:bCs/>
+          <w:i/>
+          <w:iCs/>
+        </w:rPr>
+        <w:t>out</w:t>
+      </w:r>
+      <w:r>
+        <w:t>.println</w:t>
+      </w:r>
+      <w:proofErr w:type="spellEnd"/>
+      <w:r>
+        <w:t>("Normal order dispatched");</w:t>
+      </w:r>
+    </w:p>
+    <w:p>
+      <w:r>
+        <w:t xml:space="preserve">    }</w:t>
+      </w:r>
+    </w:p>
+    <w:p/>
+    <w:p>
+      <w:r>
+        <w:t xml:space="preserve">    </w:t>
+      </w:r>
+      <w:r>
+        <w:rPr>
+          <w:b/>
+          <w:bCs/>
+        </w:rPr>
+        <w:t>void</w:t>
+      </w:r>
+      <w:r>
+        <w:t xml:space="preserve"> receive() {</w:t>
+      </w:r>
+    </w:p>
+    <w:p>
+      <w:r>
+        <w:t xml:space="preserve">        </w:t>
+      </w:r>
+      <w:proofErr w:type="spellStart"/>
+      <w:r>
+        <w:t>System.</w:t>
+      </w:r>
+      <w:r>
+        <w:rPr>
+          <w:b/>
+          <w:bCs/>
+          <w:i/>
+          <w:iCs/>
+        </w:rPr>
+        <w:t>out</w:t>
+      </w:r>
+      <w:r>
+        <w:t>.println</w:t>
+      </w:r>
+      <w:proofErr w:type="spellEnd"/>
+      <w:r>
+        <w:t>("Normal order received");</w:t>
+      </w:r>
+    </w:p>
+    <w:p>
+      <w:r>
+        <w:t xml:space="preserve">    }</w:t>
+      </w:r>
+    </w:p>
+    <w:p>
+      <w:r>
+        <w:t>}</w:t>
+      </w:r>
+    </w:p>
+    <w:p/>
+    <w:p>
+      <w:r>
+        <w:rPr>
+          <w:b/>
+          <w:bCs/>
+        </w:rPr>
+        <w:t>public</w:t>
+      </w:r>
+      <w:r>
+        <w:t xml:space="preserve"> </w:t>
+      </w:r>
+      <w:r>
+        <w:rPr>
+          <w:b/>
+          <w:bCs/>
+        </w:rPr>
+        <w:t>class</w:t>
+      </w:r>
+      <w:r>
+        <w:t xml:space="preserve"> </w:t>
+      </w:r>
+      <w:proofErr w:type="spellStart"/>
+      <w:r>
+        <w:t>OrderManagement</w:t>
+      </w:r>
+      <w:proofErr w:type="spellEnd"/>
+      <w:r>
+        <w:t xml:space="preserve"> {</w:t>
+      </w:r>
+    </w:p>
+    <w:p>
+      <w:r>
+        <w:t xml:space="preserve">    </w:t>
+      </w:r>
+      <w:r>
+        <w:rPr>
+          <w:b/>
+          <w:bCs/>
+        </w:rPr>
+        <w:t>public</w:t>
+      </w:r>
+      <w:r>
+        <w:t xml:space="preserve"> </w:t>
+      </w:r>
+      <w:r>
+        <w:rPr>
+          <w:b/>
+          <w:bCs/>
+        </w:rPr>
+        <w:t>static</w:t>
+      </w:r>
+      <w:r>
+        <w:t xml:space="preserve"> </w:t>
+      </w:r>
+      <w:r>
+        <w:rPr>
+          <w:b/>
+          <w:bCs/>
+        </w:rPr>
+        <w:t>void</w:t>
+      </w:r>
+      <w:r>
+        <w:t xml:space="preserve"> main(String[] </w:t>
+      </w:r>
+      <w:proofErr w:type="spellStart"/>
+      <w:r>
+        <w:t>args</w:t>
+      </w:r>
+      <w:proofErr w:type="spellEnd"/>
+      <w:r>
+        <w:t>) {</w:t>
+      </w:r>
+    </w:p>
+    <w:p/>
+    <w:p>
+      <w:r>
+        <w:t xml:space="preserve">        Customer c = </w:t>
+      </w:r>
+      <w:r>
+        <w:rPr>
+          <w:b/>
+          <w:bCs/>
+        </w:rPr>
+        <w:t>new</w:t>
+      </w:r>
+      <w:r>
+        <w:t xml:space="preserve"> Customer();</w:t>
+      </w:r>
+    </w:p>
+    <w:p>
+      <w:r>
+        <w:t xml:space="preserve">        c.name = "Manu";</w:t>
+      </w:r>
+    </w:p>
+    <w:p>
+      <w:r>
+        <w:t xml:space="preserve">        </w:t>
+      </w:r>
+      <w:proofErr w:type="spellStart"/>
+      <w:r>
+        <w:t>c.location</w:t>
+      </w:r>
+      <w:proofErr w:type="spellEnd"/>
+      <w:r>
+        <w:t xml:space="preserve"> = "Vizag";</w:t>
+      </w:r>
+    </w:p>
+    <w:p/>
+    <w:p>
+      <w:r>
+        <w:t xml:space="preserve">        </w:t>
+      </w:r>
+      <w:proofErr w:type="spellStart"/>
+      <w:r>
+        <w:t>SpecialOrder</w:t>
+      </w:r>
+      <w:proofErr w:type="spellEnd"/>
+      <w:r>
+        <w:t xml:space="preserve"> so = </w:t>
+      </w:r>
+      <w:r>
+        <w:rPr>
+          <w:b/>
+          <w:bCs/>
+        </w:rPr>
+        <w:t>new</w:t>
+      </w:r>
+      <w:r>
+        <w:t xml:space="preserve"> </w:t>
+      </w:r>
+      <w:proofErr w:type="spellStart"/>
+      <w:r>
+        <w:t>SpecialOrder</w:t>
+      </w:r>
+      <w:proofErr w:type="spellEnd"/>
+      <w:r>
+        <w:t>();</w:t>
+      </w:r>
+    </w:p>
+    <w:p>
+      <w:r>
+        <w:t xml:space="preserve">        </w:t>
+      </w:r>
+      <w:proofErr w:type="spellStart"/>
+      <w:r>
+        <w:t>so.date</w:t>
+      </w:r>
+      <w:proofErr w:type="spellEnd"/>
+      <w:r>
+        <w:t xml:space="preserve"> = "10-09-2026";</w:t>
+      </w:r>
+    </w:p>
+    <w:p>
+      <w:r>
+        <w:t xml:space="preserve">        </w:t>
+      </w:r>
+      <w:proofErr w:type="spellStart"/>
+      <w:r>
+        <w:t>so.number</w:t>
+      </w:r>
+      <w:proofErr w:type="spellEnd"/>
+      <w:r>
+        <w:t xml:space="preserve"> = "S101";</w:t>
+      </w:r>
+    </w:p>
+    <w:p/>
+    <w:p>
+      <w:r>
+        <w:t xml:space="preserve">        </w:t>
+      </w:r>
+      <w:proofErr w:type="spellStart"/>
+      <w:r>
+        <w:t>NormalOrder</w:t>
+      </w:r>
+      <w:proofErr w:type="spellEnd"/>
+      <w:r>
+        <w:t xml:space="preserve"> no = </w:t>
+      </w:r>
+      <w:r>
+        <w:rPr>
+          <w:b/>
+          <w:bCs/>
+        </w:rPr>
+        <w:t>new</w:t>
+      </w:r>
+      <w:r>
+        <w:t xml:space="preserve"> </w:t>
+      </w:r>
+      <w:proofErr w:type="spellStart"/>
+      <w:r>
+        <w:t>NormalOrder</w:t>
+      </w:r>
+      <w:proofErr w:type="spellEnd"/>
+      <w:r>
+        <w:t>();</w:t>
+      </w:r>
+    </w:p>
+    <w:p>
+      <w:r>
+        <w:t xml:space="preserve">        </w:t>
+      </w:r>
+      <w:proofErr w:type="spellStart"/>
+      <w:r>
+        <w:t>no.date</w:t>
+      </w:r>
+      <w:proofErr w:type="spellEnd"/>
+      <w:r>
+        <w:t xml:space="preserve"> = "10-09-2026";</w:t>
+      </w:r>
+    </w:p>
+    <w:p>
+      <w:r>
+        <w:t xml:space="preserve">        </w:t>
+      </w:r>
+      <w:proofErr w:type="spellStart"/>
+      <w:r>
+        <w:t>no.number</w:t>
+      </w:r>
+      <w:proofErr w:type="spellEnd"/>
+      <w:r>
+        <w:t xml:space="preserve"> = "N101";</w:t>
+      </w:r>
+    </w:p>
+    <w:p/>
+    <w:p>
+      <w:r>
+        <w:t xml:space="preserve">        </w:t>
+      </w:r>
+      <w:proofErr w:type="spellStart"/>
+      <w:r>
+        <w:t>c.sendOrder</w:t>
+      </w:r>
+      <w:proofErr w:type="spellEnd"/>
+      <w:r>
+        <w:t>();</w:t>
+      </w:r>
+    </w:p>
+    <w:p>
+      <w:r>
+        <w:t xml:space="preserve">      </w:t>
+      </w:r>
+      <w:r>
+        <w:t xml:space="preserve">  </w:t>
+      </w:r>
+      <w:proofErr w:type="spellStart"/>
+      <w:r>
+        <w:t>so.confirm</w:t>
+      </w:r>
+      <w:proofErr w:type="spellEnd"/>
+      <w:r>
+        <w:t>();</w:t>
+      </w:r>
+    </w:p>
+    <w:p>
+      <w:r>
+        <w:t xml:space="preserve">        </w:t>
+      </w:r>
+      <w:proofErr w:type="spellStart"/>
+      <w:r>
+        <w:t>so.dispatch</w:t>
+      </w:r>
+      <w:proofErr w:type="spellEnd"/>
+      <w:r>
+        <w:t>();</w:t>
+      </w:r>
+    </w:p>
+    <w:p>
+      <w:r>
+        <w:lastRenderedPageBreak/>
+        <w:t xml:space="preserve">        </w:t>
+      </w:r>
+      <w:proofErr w:type="spellStart"/>
+      <w:r>
+        <w:t>so.close</w:t>
+      </w:r>
+      <w:proofErr w:type="spellEnd"/>
+      <w:r>
+        <w:t>();</w:t>
+      </w:r>
+    </w:p>
+    <w:p>
+      <w:r>
+        <w:t xml:space="preserve">      </w:t>
+      </w:r>
+      <w:r>
+        <w:t xml:space="preserve">  </w:t>
+      </w:r>
+      <w:proofErr w:type="spellStart"/>
+      <w:r>
+        <w:t>no.confirm</w:t>
+      </w:r>
+      <w:proofErr w:type="spellEnd"/>
+      <w:r>
+        <w:t>();</w:t>
+      </w:r>
+    </w:p>
+    <w:p>
+      <w:r>
+        <w:t xml:space="preserve">        </w:t>
+      </w:r>
+      <w:proofErr w:type="spellStart"/>
+      <w:r>
+        <w:t>no.dispatch</w:t>
+      </w:r>
+      <w:proofErr w:type="spellEnd"/>
+      <w:r>
+        <w:t>();</w:t>
+      </w:r>
+    </w:p>
+    <w:p>
+      <w:r>
+        <w:t xml:space="preserve">        </w:t>
+      </w:r>
+      <w:proofErr w:type="spellStart"/>
+      <w:r>
+        <w:t>no.receive</w:t>
+      </w:r>
+      <w:proofErr w:type="spellEnd"/>
+      <w:r>
+        <w:t>();</w:t>
+      </w:r>
+    </w:p>
+    <w:p>
+      <w:r>
+        <w:t xml:space="preserve">        </w:t>
+      </w:r>
+      <w:proofErr w:type="spellStart"/>
+      <w:r>
+        <w:t>no.close</w:t>
+      </w:r>
+      <w:proofErr w:type="spellEnd"/>
+      <w:r>
+        <w:t>();</w:t>
+      </w:r>
+    </w:p>
+    <w:p>
+      <w:r>
+        <w:t xml:space="preserve">  </w:t>
+      </w:r>
+      <w:r>
+        <w:t xml:space="preserve">     </w:t>
+      </w:r>
+      <w:proofErr w:type="spellStart"/>
+      <w:r>
+        <w:t>c.receiveOrder</w:t>
+      </w:r>
+      <w:proofErr w:type="spellEnd"/>
+      <w:r>
+        <w:t>();</w:t>
+      </w:r>
+    </w:p>
+    <w:p>
+      <w:r>
+        <w:t xml:space="preserve">    }</w:t>
+      </w:r>
+    </w:p>
+    <w:p>
+      <w:r>
+        <w:t>}</w:t>
       </w:r>
     </w:p>
     <w:p/>
     <w:p/>
     <w:p>
+      <w:pPr>
+        <w:rPr>
+          <w:b/>
+          <w:bCs/>
+        </w:rPr>
+      </w:pPr>
+      <w:r>
+        <w:rPr>
+          <w:b/>
+          <w:bCs/>
+        </w:rPr>
+        <w:t>UML DIAGRAM:</w:t>
+      </w:r>
+    </w:p>
+    <w:p>
       <w:r>
         <w:t>┌─────────────────────────┐</w:t>
       </w:r>
     </w:p>
     <w:p>
       <w:r>
+        <w:t>│       Customer          │</w:t>
+      </w:r>
+    </w:p>
+    <w:p>
+      <w:r>
+        <w:rPr>
+          <w:rFonts w:ascii="MS Gothic" w:eastAsia="MS Gothic" w:hAnsi="MS Gothic" w:cs="MS Gothic" w:hint="eastAsia"/>
+        </w:rPr>
+        <w:t>├</w:t>
+      </w:r>
+      <w:r>
+        <w:rPr>
+          <w:rFonts w:ascii="Aptos" w:hAnsi="Aptos" w:cs="Aptos"/>
+        </w:rPr>
+        <w:t>─────────────────────────</w:t>
+      </w:r>
+      <w:r>
+        <w:rPr>
+          <w:rFonts w:ascii="MS Gothic" w:eastAsia="MS Gothic" w:hAnsi="MS Gothic" w:cs="MS Gothic" w:hint="eastAsia"/>
+        </w:rPr>
+        <w:t>┤</w:t>
+      </w:r>
+    </w:p>
+    <w:p>
+      <w:r>
+        <w:t>│ - name : String         │</w:t>
+      </w:r>
+    </w:p>
+    <w:p>
+      <w:r>
+        <w:t>│ - location : String     │</w:t>
+      </w:r>
+    </w:p>
+    <w:p>
+      <w:r>
+        <w:rPr>
+          <w:rFonts w:ascii="MS Gothic" w:eastAsia="MS Gothic" w:hAnsi="MS Gothic" w:cs="MS Gothic" w:hint="eastAsia"/>
+        </w:rPr>
+        <w:t>├</w:t>
+      </w:r>
+      <w:r>
+        <w:rPr>
+          <w:rFonts w:ascii="Aptos" w:hAnsi="Aptos" w:cs="Aptos"/>
+        </w:rPr>
+        <w:t>─────────────────────────</w:t>
+      </w:r>
+      <w:r>
+        <w:rPr>
+          <w:rFonts w:ascii="MS Gothic" w:eastAsia="MS Gothic" w:hAnsi="MS Gothic" w:cs="MS Gothic" w:hint="eastAsia"/>
+        </w:rPr>
+        <w:t>┤</w:t>
+      </w:r>
+    </w:p>
+    <w:p>
+      <w:r>
+        <w:t xml:space="preserve">│ + </w:t>
+      </w:r>
+      <w:proofErr w:type="spellStart"/>
+      <w:r>
+        <w:t>sendOrder</w:t>
+      </w:r>
+      <w:proofErr w:type="spellEnd"/>
+      <w:r>
+        <w:t>() : void    │</w:t>
+      </w:r>
+    </w:p>
+    <w:p>
+      <w:r>
+        <w:t xml:space="preserve">│ + </w:t>
+      </w:r>
+      <w:proofErr w:type="spellStart"/>
+      <w:r>
+        <w:t>receiveOrder</w:t>
+      </w:r>
+      <w:proofErr w:type="spellEnd"/>
+      <w:r>
+        <w:t>() : void │</w:t>
+      </w:r>
+    </w:p>
+    <w:p>
+      <w:r>
+        <w:t>└─────────────────────────┘</w:t>
+      </w:r>
+    </w:p>
+    <w:p/>
+    <w:p/>
+    <w:p>
+      <w:r>
+        <w:t>┌─────────────────────────┐</w:t>
+      </w:r>
+    </w:p>
+    <w:p>
+      <w:r>
         <w:t>│         Order           │</w:t>
       </w:r>
     </w:p>
@@ -291,28 +1177,12 @@
     </w:p>
     <w:p>
       <w:r>
-        <w:t xml:space="preserve">│ - </w:t>
-      </w:r>
-      <w:proofErr w:type="gramStart"/>
-      <w:r>
-        <w:t>date :</w:t>
-      </w:r>
-      <w:proofErr w:type="gramEnd"/>
-      <w:r>
-        <w:t xml:space="preserve"> String         │</w:t>
-      </w:r>
-    </w:p>
-    <w:p>
-      <w:r>
-        <w:t xml:space="preserve">│ - </w:t>
-      </w:r>
-      <w:proofErr w:type="gramStart"/>
-      <w:r>
-        <w:t>number :</w:t>
-      </w:r>
-      <w:proofErr w:type="gramEnd"/>
-      <w:r>
-        <w:t xml:space="preserve"> String       │</w:t>
+        <w:t>│ - date : String         │</w:t>
+      </w:r>
+    </w:p>
+    <w:p>
+      <w:r>
+        <w:t>│ - number : String       │</w:t>
       </w:r>
     </w:p>
     <w:p>
@@ -337,28 +1207,13 @@
     </w:p>
     <w:p>
       <w:r>
-        <w:t xml:space="preserve">│ + </w:t>
-      </w:r>
-      <w:proofErr w:type="gramStart"/>
-      <w:r>
-        <w:t>confirm() :</w:t>
-      </w:r>
-      <w:proofErr w:type="gramEnd"/>
-      <w:r>
-        <w:t xml:space="preserve"> void      │</w:t>
-      </w:r>
-    </w:p>
-    <w:p>
-      <w:r>
-        <w:t xml:space="preserve">│ + </w:t>
-      </w:r>
-      <w:proofErr w:type="gramStart"/>
-      <w:r>
-        <w:t>close() :</w:t>
-      </w:r>
-      <w:proofErr w:type="gramEnd"/>
-      <w:r>
-        <w:t xml:space="preserve"> void        │</w:t>
+        <w:lastRenderedPageBreak/>
+        <w:t>│ + confirm() : void      │</w:t>
+      </w:r>
+    </w:p>
+    <w:p>
+      <w:r>
+        <w:t>│ + close() : void        │</w:t>
       </w:r>
     </w:p>
     <w:p>
@@ -426,18 +1281,13 @@
       </w:r>
       <w:proofErr w:type="spellEnd"/>
       <w:r>
-        <w:t xml:space="preserve"> │ </w:t>
-      </w:r>
-      <w:proofErr w:type="gramStart"/>
-      <w:r>
-        <w:t xml:space="preserve">│  </w:t>
+        <w:t xml:space="preserve"> │ │  </w:t>
       </w:r>
       <w:proofErr w:type="spellStart"/>
       <w:r>
         <w:t>NormalOrder</w:t>
       </w:r>
       <w:proofErr w:type="spellEnd"/>
-      <w:proofErr w:type="gramEnd"/>
       <w:r>
         <w:t xml:space="preserve"> │</w:t>
       </w:r>
@@ -531,34 +1381,13 @@
     </w:p>
     <w:p>
       <w:r>
-        <w:t xml:space="preserve">│ + </w:t>
-      </w:r>
-      <w:proofErr w:type="gramStart"/>
-      <w:r>
-        <w:t>dispatch(</w:t>
-      </w:r>
-      <w:proofErr w:type="gramEnd"/>
-      <w:r>
-        <w:t xml:space="preserve">) │ │ + </w:t>
-      </w:r>
-      <w:proofErr w:type="gramStart"/>
-      <w:r>
-        <w:t>dispatch(</w:t>
-      </w:r>
-      <w:proofErr w:type="gramEnd"/>
-      <w:r>
-        <w:t>) │</w:t>
-      </w:r>
-    </w:p>
-    <w:p>
-      <w:r>
-        <w:t xml:space="preserve">│              │ │ + </w:t>
-      </w:r>
-      <w:proofErr w:type="gramStart"/>
-      <w:r>
-        <w:t>receive()  │</w:t>
-      </w:r>
-      <w:proofErr w:type="gramEnd"/>
+        <w:t>│ + dispatch() │ │ + dispatch() │</w:t>
+      </w:r>
+    </w:p>
+    <w:p>
+      <w:r>
+        <w:t>│              │ │ + receive()  │</w:t>
+      </w:r>
     </w:p>
     <w:p>
       <w:r>
@@ -566,7 +1395,17 @@
       </w:r>
     </w:p>
     <w:p>
-      <w:r>
+      <w:pPr>
+        <w:rPr>
+          <w:b/>
+          <w:bCs/>
+        </w:rPr>
+      </w:pPr>
+      <w:r>
+        <w:rPr>
+          <w:b/>
+          <w:bCs/>
+        </w:rPr>
         <w:t>OUTPUT:</w:t>
       </w:r>
     </w:p>
@@ -575,7 +1414,6 @@
         <w:rPr>
           <w:noProof/>
         </w:rPr>
-        <w:lastRenderedPageBreak/>
         <w:drawing>
           <wp:inline distT="0" distB="0" distL="0" distR="0" wp14:anchorId="3FAC6F7E" wp14:editId="553E0D6A">
             <wp:extent cx="5276850" cy="2520950"/>
@@ -1240,7 +2078,6 @@
   <w:style w:type="character" w:default="1" w:styleId="DefaultParagraphFont">
     <w:name w:val="Default Paragraph Font"/>
     <w:uiPriority w:val="1"/>
-    <w:semiHidden/>
     <w:unhideWhenUsed/>
   </w:style>
   <w:style w:type="table" w:default="1" w:styleId="TableNormal">
